--- a/patent-package/final/README-WHAT-IS-WHAT.docx
+++ b/patent-package/final/README-WHAT-IS-WHAT.docx
@@ -115,7 +115,7 @@
           <w:sz w:val="24"/>
           <w:szCs w:val="24"/>
         </w:rPr>
-        <w:t xml:space="preserve">utility. File this if you skip the provisional and file the full nonprovisional application directly (2,170 USD small entity as recorded for 29 claims with 6 independent claims, of which 1,440 USD is excess-claim fees; verify at filing). The filing date of this application is the effective date of every claim. It is the right choice when you are ready to start examination now and do not need the twelve-month interval.</w:t>
+        <w:t xml:space="preserve">utility. File this if you skip the provisional and file the full nonprovisional application directly (970 USD small entity as recorded for 20 claims with 4 independent claims, of which 240 USD is the one excess-independent-claim fee; verify at filing). The filing date of this application is the effective date of every claim. It is the right choice when you are ready to start examination now and do not need the twelve-month interval.</w:t>
       </w:r>
     </w:p>
     <w:p>
@@ -221,7 +221,7 @@
           <w:sz w:val="24"/>
           <w:szCs w:val="24"/>
         </w:rPr>
-        <w:t xml:space="preserve">On 2026-10-27 the product gained a multi-task project engine (a goal planned once into a dependency-ordered map of tasks with screen-visible done-states, each task's steps expanded just in time from a project-scoped forward-learnings ledger, with a deterministic breakdown gate, mid-project task injection and project reports) and a watch-loop tolerance for transient unreadable frames. An earlier review drafted these as candidates for a continuation-in-part, on the assumption that a parent application was already on file. That assumption does not hold: nothing in this package has been filed. A continuation-in-part exists to add new matter to an application that already has a filing date, and the price of a continuation-in-part is that the new matter gets only its own later date while every claim that depends on it must be traced to the later disclosure. Since there is no filed parent, the right course is simply to put the new embodiments into the one specification, draw them (FIG. 10 to FIG. 13), claim them (claims 10 and 22 to 29) and regenerate all three packages from the single sources. Every claim then has the same effective filing date, the one on which the chosen package is filed, with no new-matter question and no priority split. The provisional, if that route is taken, carries the full disclosure, so the utility-with-priority application can claim the provisional's date for the new claims too. The three packages keep their meaning: the provisional is the date-stamp with the full disclosure and the claims as support; the utility is the formal standalone application; the utility-with-priority is the utility plus the 35 U.S.C. 119(e) benefit claim with only the provisional number and date entered by hand.</w:t>
+        <w:t xml:space="preserve">On 2026-10-27 the product gained a multi-task project engine (a goal planned once into a dependency-ordered map of tasks with screen-visible done-states, each task's steps expanded just in time from a project-scoped forward-learnings ledger, with a deterministic breakdown gate, mid-project task injection and project reports) and a watch-loop tolerance for transient unreadable frames. An earlier review drafted these as candidates for a continuation-in-part, on the assumption that a parent application was already on file. That assumption does not hold: nothing in this package has been filed. A continuation-in-part exists to add new matter to an application that already has a filing date, and the price of a continuation-in-part is that the new matter gets only its own later date while every claim that depends on it must be traced to the later disclosure. Since there is no filed parent, the right course is simply to put the new embodiments into the one specification, draw them (FIG. 10 to FIG. 13) and regenerate all three packages from the single sources. The lead set then claims the project engine as claims 19 and 20 (the project-engine method and its deterministic breakdown gate); the other 2026-10-27 additions (the watch-loop tolerance and the remaining project-engine claims) were trimmed from the lead set on 2026-10-28 to hold the 20-claim count and are held for a continuation or divisional from the same deposited disclosure (see claims.md Appendix A and Appendix B). Every claim then has the same effective filing date, the one on which the chosen package is filed, with no new-matter question and no priority split. The provisional, if that route is taken, carries the full disclosure, so the utility-with-priority application can claim the provisional's date for the new claims too. The three packages keep their meaning: the provisional is the date-stamp with the full disclosure and the claims as support; the utility is the formal standalone application; the utility-with-priority is the utility plus the 35 U.S.C. 119(e) benefit claim with only the provisional number and date entered by hand.</w:t>
       </w:r>
     </w:p>
     <w:p>
@@ -457,7 +457,7 @@
                 <w:sz w:val="20"/>
                 <w:szCs w:val="20"/>
               </w:rPr>
-              <w:t xml:space="preserve">The provisional specification: a title page naming the inventor, the full specification (paragraphs [0001] to [0112] with the brief description of FIG. 1 to FIG. 13), claims 1 to 29 and the abstract. It is the disclosure whose date you are securing; anything not in it gets no benefit of the provisional date.</w:t>
+              <w:t xml:space="preserve">The provisional specification: a title page naming the inventor, the full specification (paragraphs [0001] to [0112] with the brief description of FIG. 1 to FIG. 13), claims 1 to 20 and the abstract. It is the disclosure whose date you are securing; anything not in it gets no benefit of the provisional date.</w:t>
             </w:r>
           </w:p>
         </w:tc>
@@ -1386,7 +1386,7 @@
                 <w:sz w:val="20"/>
                 <w:szCs w:val="20"/>
               </w:rPr>
-              <w:t xml:space="preserve">Claims 1 to 29 (independent claims 1, 11, 17, 22, 28 and 29), which define the legal scope of protection. Claims 1 to 21 are the original read-only guidance, privacy and governance set with the watch-loop tolerance added as claim 10; claims 22 to 29 are the project engine. Appendix A holds four candidate independent claims for a possible divisional or continuation, and Appendix B holds practitioner notes (claim support map, antecedent-basis check, code-support notes with the reduction-to-practice status of every new claim). Neither appendix is filed.</w:t>
+              <w:t xml:space="preserve">Claims 1 to 20 (independent claims 1, 9, 14 and 19), which define the legal scope of protection. Claims 1 to 18 are the original read-only guidance, privacy and governance set (the independent method, system and medium claims with their strongest dependents); claims 19 and 20 are the project-engine method and its deterministic breakdown gate. Appendix A holds four candidate independent claims and the project-engine claims removed in the 2026-10-28 trim, all for a possible divisional or continuation, and Appendix B holds practitioner notes (claim support map, antecedent-basis check, code-support notes with the reduction-to-practice status of every claim). Neither appendix is filed.</w:t>
             </w:r>
           </w:p>
         </w:tc>
@@ -1446,7 +1446,7 @@
                 <w:sz w:val="20"/>
                 <w:szCs w:val="20"/>
               </w:rPr>
-              <w:t xml:space="preserve">Nothing. Claims 1 to 29 are part of application-body.docx.</w:t>
+              <w:t xml:space="preserve">Nothing. Claims 1 to 20 are part of application-body.docx.</w:t>
             </w:r>
           </w:p>
         </w:tc>
@@ -1636,7 +1636,7 @@
                 <w:sz w:val="20"/>
                 <w:szCs w:val="20"/>
               </w:rPr>
-              <w:t xml:space="preserve">The specification, claims 1 to 29 and abstract in filing order in one DOCX without the appendices. This is the file uploaded to Patent Center; filing it as DOCX avoids the non-DOCX surcharge.</w:t>
+              <w:t xml:space="preserve">The specification, claims 1 to 20 and abstract in filing order in one DOCX without the appendices. This is the file uploaded to Patent Center; filing it as DOCX avoids the non-DOCX surcharge.</w:t>
             </w:r>
           </w:p>
         </w:tc>
@@ -2261,7 +2261,7 @@
                 <w:sz w:val="20"/>
                 <w:szCs w:val="20"/>
               </w:rPr>
-              <w:t xml:space="preserve">Itemized small entity fees due at filing (basic filing, search, examination, excess claims; 2,170 USD as recorded), the conditional fees that are zero as filed, the cost of adding the Appendix A claims, the saving from trimming to 20 claims and 3 independent claims, and later fees for budgeting. Every amount marked "verify current USPTO fee schedule at filing".</w:t>
+              <w:t xml:space="preserve">Itemized small entity fees due at filing (basic filing, search, examination, and one excess-independent-claim fee; 970 USD as recorded), the conditional fees that are zero as filed, the cost of adding the Appendix A claims, the saving from dropping the fourth independent claim to reach 3 independent claims, and later fees for budgeting. Every amount marked "verify current USPTO fee schedule at filing".</w:t>
             </w:r>
           </w:p>
         </w:tc>
@@ -2914,7 +2914,7 @@
           <w:sz w:val="24"/>
           <w:szCs w:val="24"/>
         </w:rPr>
-        <w:t xml:space="preserve">All other files in package 3 (claims, abstract, declaration, IDS, fee worksheet, drawings) are the same as in package 2; the fees are the same 2,170 USD small entity as recorded, since the provisional fee does not count toward them.</w:t>
+        <w:t xml:space="preserve">All other files in package 3 (claims, abstract, declaration, IDS, fee worksheet, drawings) are the same as in package 2; the fees are the same 970 USD small entity as recorded, since the provisional fee does not count toward them.</w:t>
       </w:r>
     </w:p>
     <w:p>
@@ -3288,7 +3288,7 @@
           <w:sz w:val="24"/>
           <w:szCs w:val="24"/>
         </w:rPr>
-        <w:t xml:space="preserve">Claim count. The set is built with 29 claims and 6 independent claims, which costs 1,440 USD in excess-claim fees as recorded. A practitioner may trim to 20 claims and 3 independent claims (for example by holding the system and medium parallels of the project engine, claims 28 and 29, and the weakest dependents for a continuation) to avoid those fees; the fee worksheet shows both figures.</w:t>
+        <w:t xml:space="preserve">Claim count. The set is built with 20 claims and 4 independent claims, which costs one excess-independent-claim fee of 240 USD as recorded (for the fourth independent claim, claim 19, the project-engine method, kept for its value). A practitioner may drop claim 19 and its dependent claim 20 to reach 18 claims and 3 independent claims and remove that fee, holding the project engine for a continuation or divisional; the fee worksheet shows both figures.</w:t>
       </w:r>
     </w:p>
     <w:p>
@@ -3388,7 +3388,7 @@
           <w:sz w:val="24"/>
           <w:szCs w:val="24"/>
         </w:rPr>
-        <w:t xml:space="preserve">For claims that recite embodiments described in the specification as "in some embodiments" or "in one embodiment" (streaming rehydration, claim 12; lock release with re-authentication, claim 18; the instruction-shaping rule set limb of claim 17; the second alternative of claim 7; the done-state as task-level verification target and the completion-time ledger write, claim 25; the final limb of claims 22, 28 and 29 that the project end-state is shown satisfied), the inventor confirms that he conceived each before signing the declaration; the specification describes them, and the declaration covers every claimed invention. Appendix B of claims.md states, per claim, which legs are shipped and which are specification-supported only.</w:t>
+        <w:t xml:space="preserve">For claims that recite embodiments described in the specification as "in some embodiments" or "in one embodiment" (lock release with re-authentication, claim 15; the instruction-shaping rule set limb of claim 14; the second alternative of claim 6; the completion-time ledger write and the final limb that the project end-state is shown satisfied, claim 19), the inventor confirms that he conceived each before signing the declaration; the specification describes them, and the declaration covers every claimed invention. Appendix B of claims.md states, per claim, which legs are shipped and which are specification-supported only.</w:t>
       </w:r>
     </w:p>
     <w:p>
